--- a/hin/docx/57.content.docx
+++ b/hin/docx/57.content.docx
@@ -1010,6 +1010,179 @@
         <w:rPr>
           <w:lang w:val="hi_IN" w:bidi="hi_IN"/>
         </w:rPr>
+        <w:t>फिलेमोन 1:1 (#1)</w:t>
+      </w:r>
+      <w:r>
+        <w:rPr>
+          <w:lang w:val="hi_IN" w:bidi="hi_IN"/>
+        </w:rPr>
+      </w:r>
+    </w:p>
+    <w:p>
+      <w:pPr/>
+      <w:r>
+        <w:rPr>
+          <w:lang w:val="hi_IN" w:bidi="hi_IN"/>
+        </w:rPr>
+      </w:r>
+      <w:r>
+        <w:rPr>
+          <w:b/>
+          <w:lang w:val="hi_IN" w:bidi="hi_IN"/>
+        </w:rPr>
+        <w:t>""</w:t>
+      </w:r>
+    </w:p>
+    <w:p>
+      <w:pPr/>
+      <w:r>
+        <w:rPr>
+          <w:lang w:val="hi_IN" w:bidi="hi_IN"/>
+        </w:rPr>
+      </w:r>
+      <w:r>
+        <w:rPr>
+          <w:lang w:val="hi_IN" w:bidi="hi_IN"/>
+        </w:rPr>
+        <w:t>General Information:\n\n</w:t>
+      </w:r>
+    </w:p>
+    <w:p>
+      <w:pPr/>
+      <w:r>
+        <w:rPr>
+          <w:lang w:val="hi_IN" w:bidi="hi_IN"/>
+        </w:rPr>
+      </w:r>
+      <w:r>
+        <w:rPr>
+          <w:lang w:val="hi_IN" w:bidi="hi_IN"/>
+        </w:rPr>
+        <w:t xml:space="preserve">देखें: </w:t>
+      </w:r>
+      <w:r>
+        <w:rPr>
+          <w:lang w:val="hi_IN" w:bidi="hi_IN"/>
+        </w:rPr>
+        <w:t>'आप' के रूप</w:t>
+      </w:r>
+      <w:r>
+        <w:rPr>
+          <w:lang w:val="hi_IN" w:bidi="hi_IN"/>
+        </w:rPr>
+      </w:r>
+      <w:r>
+        <w:rPr>
+          <w:lang w:val="hi_IN" w:bidi="hi_IN"/>
+        </w:rPr>
+      </w:r>
+    </w:p>
+    <w:p>
+      <w:pPr/>
+      <w:r>
+        <w:rPr>
+          <w:lang w:val="hi_IN" w:bidi="hi_IN"/>
+        </w:rPr>
+      </w:r>
+    </w:p>
+    <w:p>
+      <w:pPr>
+        <w:pStyle w:val="Heading2"/>
+      </w:pPr>
+      <w:r>
+        <w:rPr>
+          <w:lang w:val="hi_IN" w:bidi="hi_IN"/>
+        </w:rPr>
+        <w:t>फिलेमोन 1:1 (#2)</w:t>
+      </w:r>
+      <w:r>
+        <w:rPr>
+          <w:lang w:val="hi_IN" w:bidi="hi_IN"/>
+        </w:rPr>
+      </w:r>
+    </w:p>
+    <w:p>
+      <w:pPr/>
+      <w:r>
+        <w:rPr>
+          <w:lang w:val="hi_IN" w:bidi="hi_IN"/>
+        </w:rPr>
+      </w:r>
+      <w:r>
+        <w:rPr>
+          <w:b/>
+          <w:lang w:val="hi_IN" w:bidi="hi_IN"/>
+        </w:rPr>
+        <w:t>"पौलुस जो मसीह यीशु कैदी है, और भाई तीमुथियुस"</w:t>
+      </w:r>
+      <w:r>
+        <w:rPr>
+          <w:lang w:val="hi_IN" w:bidi="hi_IN"/>
+        </w:rPr>
+        <w:t xml:space="preserve"> - </w:t>
+      </w:r>
+      <w:r>
+        <w:rPr>
+          <w:b/>
+          <w:lang w:val="hi_IN" w:bidi="hi_IN"/>
+        </w:rPr>
+        <w:t>"फिलेमोन"</w:t>
+      </w:r>
+    </w:p>
+    <w:p>
+      <w:pPr/>
+      <w:r>
+        <w:rPr>
+          <w:lang w:val="hi_IN" w:bidi="hi_IN"/>
+        </w:rPr>
+      </w:r>
+    </w:p>
+    <w:p>
+      <w:pPr/>
+      <w:r>
+        <w:rPr>
+          <w:lang w:val="hi_IN" w:bidi="hi_IN"/>
+        </w:rPr>
+      </w:r>
+      <w:r>
+        <w:rPr>
+          <w:lang w:val="hi_IN" w:bidi="hi_IN"/>
+        </w:rPr>
+        <w:t xml:space="preserve">देखें: </w:t>
+      </w:r>
+      <w:r>
+        <w:rPr>
+          <w:lang w:val="hi_IN" w:bidi="hi_IN"/>
+        </w:rPr>
+        <w:t>विशेष और समावेशी 'हम'</w:t>
+      </w:r>
+      <w:r>
+        <w:rPr>
+          <w:lang w:val="hi_IN" w:bidi="hi_IN"/>
+        </w:rPr>
+      </w:r>
+      <w:r>
+        <w:rPr>
+          <w:lang w:val="hi_IN" w:bidi="hi_IN"/>
+        </w:rPr>
+      </w:r>
+    </w:p>
+    <w:p>
+      <w:pPr/>
+      <w:r>
+        <w:rPr>
+          <w:lang w:val="hi_IN" w:bidi="hi_IN"/>
+        </w:rPr>
+      </w:r>
+    </w:p>
+    <w:p>
+      <w:pPr>
+        <w:pStyle w:val="Heading2"/>
+      </w:pPr>
+      <w:r>
+        <w:rPr>
+          <w:lang w:val="hi_IN" w:bidi="hi_IN"/>
+        </w:rPr>
         <w:t>फिलेमोन 1:2 (#1)</w:t>
       </w:r>
       <w:r>
@@ -1888,6 +2061,83 @@
         <w:rPr>
           <w:lang w:val="hi_IN" w:bidi="hi_IN"/>
         </w:rPr>
+        <w:t>फिलेमोन 1:2 (#2)</w:t>
+      </w:r>
+      <w:r>
+        <w:rPr>
+          <w:lang w:val="hi_IN" w:bidi="hi_IN"/>
+        </w:rPr>
+      </w:r>
+    </w:p>
+    <w:p>
+      <w:pPr/>
+      <w:r>
+        <w:rPr>
+          <w:lang w:val="hi_IN" w:bidi="hi_IN"/>
+        </w:rPr>
+      </w:r>
+      <w:r>
+        <w:rPr>
+          <w:b/>
+          <w:lang w:val="hi_IN" w:bidi="hi_IN"/>
+        </w:rPr>
+        <w:t>"बहन अफफिया"</w:t>
+      </w:r>
+    </w:p>
+    <w:p>
+      <w:pPr/>
+      <w:r>
+        <w:rPr>
+          <w:lang w:val="hi_IN" w:bidi="hi_IN"/>
+        </w:rPr>
+      </w:r>
+    </w:p>
+    <w:p>
+      <w:pPr/>
+      <w:r>
+        <w:rPr>
+          <w:lang w:val="hi_IN" w:bidi="hi_IN"/>
+        </w:rPr>
+      </w:r>
+      <w:r>
+        <w:rPr>
+          <w:lang w:val="hi_IN" w:bidi="hi_IN"/>
+        </w:rPr>
+        <w:t xml:space="preserve">देखें: </w:t>
+      </w:r>
+      <w:r>
+        <w:rPr>
+          <w:lang w:val="hi_IN" w:bidi="hi_IN"/>
+        </w:rPr>
+        <w:t>नामों का अनुवाद कैसे करें</w:t>
+      </w:r>
+      <w:r>
+        <w:rPr>
+          <w:lang w:val="hi_IN" w:bidi="hi_IN"/>
+        </w:rPr>
+      </w:r>
+      <w:r>
+        <w:rPr>
+          <w:lang w:val="hi_IN" w:bidi="hi_IN"/>
+        </w:rPr>
+      </w:r>
+    </w:p>
+    <w:p>
+      <w:pPr/>
+      <w:r>
+        <w:rPr>
+          <w:lang w:val="hi_IN" w:bidi="hi_IN"/>
+        </w:rPr>
+      </w:r>
+    </w:p>
+    <w:p>
+      <w:pPr>
+        <w:pStyle w:val="Heading2"/>
+      </w:pPr>
+      <w:r>
+        <w:rPr>
+          <w:lang w:val="hi_IN" w:bidi="hi_IN"/>
+        </w:rPr>
         <w:t>फिलेमोन 1:3 (#1)</w:t>
       </w:r>
       <w:r>
@@ -2510,6 +2760,83 @@
         <w:rPr>
           <w:lang w:val="hi_IN" w:bidi="hi_IN"/>
         </w:rPr>
+        <w:t>फिलेमोन 1:4 (#1)</w:t>
+      </w:r>
+      <w:r>
+        <w:rPr>
+          <w:lang w:val="hi_IN" w:bidi="hi_IN"/>
+        </w:rPr>
+      </w:r>
+    </w:p>
+    <w:p>
+      <w:pPr/>
+      <w:r>
+        <w:rPr>
+          <w:lang w:val="hi_IN" w:bidi="hi_IN"/>
+        </w:rPr>
+      </w:r>
+      <w:r>
+        <w:rPr>
+          <w:b/>
+          <w:lang w:val="hi_IN" w:bidi="hi_IN"/>
+        </w:rPr>
+        <w:t>""</w:t>
+      </w:r>
+    </w:p>
+    <w:p>
+      <w:pPr/>
+      <w:r>
+        <w:rPr>
+          <w:lang w:val="hi_IN" w:bidi="hi_IN"/>
+        </w:rPr>
+      </w:r>
+      <w:r>
+        <w:rPr>
+          <w:lang w:val="hi_IN" w:bidi="hi_IN"/>
+        </w:rPr>
+        <w:t>General Information:\n\n</w:t>
+      </w:r>
+    </w:p>
+    <w:p>
+      <w:pPr/>
+      <w:r>
+        <w:rPr>
+          <w:lang w:val="hi_IN" w:bidi="hi_IN"/>
+        </w:rPr>
+      </w:r>
+      <w:r>
+        <w:rPr>
+          <w:lang w:val="hi_IN" w:bidi="hi_IN"/>
+        </w:rPr>
+        <w:t>देखें:</w:t>
+      </w:r>
+      <w:r>
+        <w:rPr>
+          <w:lang w:val="hi_IN" w:bidi="hi_IN"/>
+        </w:rPr>
+      </w:r>
+      <w:r>
+        <w:rPr>
+          <w:lang w:val="hi_IN" w:bidi="hi_IN"/>
+        </w:rPr>
+      </w:r>
+    </w:p>
+    <w:p>
+      <w:pPr/>
+      <w:r>
+        <w:rPr>
+          <w:lang w:val="hi_IN" w:bidi="hi_IN"/>
+        </w:rPr>
+      </w:r>
+    </w:p>
+    <w:p>
+      <w:pPr>
+        <w:pStyle w:val="Heading2"/>
+      </w:pPr>
+      <w:r>
+        <w:rPr>
+          <w:lang w:val="hi_IN" w:bidi="hi_IN"/>
+        </w:rPr>
         <w:t>फिलेमोन 1:5 (#1)</w:t>
       </w:r>
       <w:r>
@@ -4917,6 +5244,160 @@
         <w:rPr>
           <w:lang w:val="hi_IN" w:bidi="hi_IN"/>
         </w:rPr>
+        <w:t>फिलेमोन 1:10 (#2)</w:t>
+      </w:r>
+      <w:r>
+        <w:rPr>
+          <w:lang w:val="hi_IN" w:bidi="hi_IN"/>
+        </w:rPr>
+      </w:r>
+    </w:p>
+    <w:p>
+      <w:pPr/>
+      <w:r>
+        <w:rPr>
+          <w:lang w:val="hi_IN" w:bidi="hi_IN"/>
+        </w:rPr>
+      </w:r>
+      <w:r>
+        <w:rPr>
+          <w:b/>
+          <w:lang w:val="hi_IN" w:bidi="hi_IN"/>
+        </w:rPr>
+        <w:t>"अपने बच्चे उनेसिमुस"</w:t>
+      </w:r>
+    </w:p>
+    <w:p>
+      <w:pPr/>
+      <w:r>
+        <w:rPr>
+          <w:lang w:val="hi_IN" w:bidi="hi_IN"/>
+        </w:rPr>
+      </w:r>
+    </w:p>
+    <w:p>
+      <w:pPr/>
+      <w:r>
+        <w:rPr>
+          <w:lang w:val="hi_IN" w:bidi="hi_IN"/>
+        </w:rPr>
+      </w:r>
+      <w:r>
+        <w:rPr>
+          <w:lang w:val="hi_IN" w:bidi="hi_IN"/>
+        </w:rPr>
+        <w:t>देखें: रूपक</w:t>
+      </w:r>
+      <w:r>
+        <w:rPr>
+          <w:lang w:val="hi_IN" w:bidi="hi_IN"/>
+        </w:rPr>
+      </w:r>
+      <w:r>
+        <w:rPr>
+          <w:lang w:val="hi_IN" w:bidi="hi_IN"/>
+        </w:rPr>
+      </w:r>
+    </w:p>
+    <w:p>
+      <w:pPr/>
+      <w:r>
+        <w:rPr>
+          <w:lang w:val="hi_IN" w:bidi="hi_IN"/>
+        </w:rPr>
+      </w:r>
+    </w:p>
+    <w:p>
+      <w:pPr>
+        <w:pStyle w:val="Heading2"/>
+      </w:pPr>
+      <w:r>
+        <w:rPr>
+          <w:lang w:val="hi_IN" w:bidi="hi_IN"/>
+        </w:rPr>
+        <w:t>फिलेमोन 1:10 (#3)</w:t>
+      </w:r>
+      <w:r>
+        <w:rPr>
+          <w:lang w:val="hi_IN" w:bidi="hi_IN"/>
+        </w:rPr>
+      </w:r>
+    </w:p>
+    <w:p>
+      <w:pPr/>
+      <w:r>
+        <w:rPr>
+          <w:lang w:val="hi_IN" w:bidi="hi_IN"/>
+        </w:rPr>
+      </w:r>
+      <w:r>
+        <w:rPr>
+          <w:b/>
+          <w:lang w:val="hi_IN" w:bidi="hi_IN"/>
+        </w:rPr>
+        <w:t>"उनेसिमुस"</w:t>
+      </w:r>
+    </w:p>
+    <w:p>
+      <w:pPr/>
+      <w:r>
+        <w:rPr>
+          <w:lang w:val="hi_IN" w:bidi="hi_IN"/>
+        </w:rPr>
+      </w:r>
+      <w:r>
+        <w:rPr>
+          <w:lang w:val="hi_IN" w:bidi="hi_IN"/>
+        </w:rPr>
+        <w:t>"“उनेसिमुस” नाम का अर्थ है “लाभदायक"" या ""उपयोगी""।</w:t>
+      </w:r>
+    </w:p>
+    <w:p>
+      <w:pPr/>
+      <w:r>
+        <w:rPr>
+          <w:lang w:val="hi_IN" w:bidi="hi_IN"/>
+        </w:rPr>
+      </w:r>
+      <w:r>
+        <w:rPr>
+          <w:lang w:val="hi_IN" w:bidi="hi_IN"/>
+        </w:rPr>
+        <w:t xml:space="preserve">देखें: </w:t>
+      </w:r>
+      <w:r>
+        <w:rPr>
+          <w:lang w:val="hi_IN" w:bidi="hi_IN"/>
+        </w:rPr>
+        <w:t>नामों का अनुवाद कैसे करें</w:t>
+      </w:r>
+      <w:r>
+        <w:rPr>
+          <w:lang w:val="hi_IN" w:bidi="hi_IN"/>
+        </w:rPr>
+      </w:r>
+      <w:r>
+        <w:rPr>
+          <w:lang w:val="hi_IN" w:bidi="hi_IN"/>
+        </w:rPr>
+      </w:r>
+    </w:p>
+    <w:p>
+      <w:pPr/>
+      <w:r>
+        <w:rPr>
+          <w:lang w:val="hi_IN" w:bidi="hi_IN"/>
+        </w:rPr>
+      </w:r>
+    </w:p>
+    <w:p>
+      <w:pPr>
+        <w:pStyle w:val="Heading2"/>
+      </w:pPr>
+      <w:r>
+        <w:rPr>
+          <w:lang w:val="hi_IN" w:bidi="hi_IN"/>
+        </w:rPr>
         <w:t>फिलेमोन 1:12 (#1)</w:t>
       </w:r>
       <w:r>
@@ -5246,6 +5727,96 @@
         <w:rPr>
           <w:lang w:val="hi_IN" w:bidi="hi_IN"/>
         </w:rPr>
+        <w:t>फिलेमोन 1:12 (#2)</w:t>
+      </w:r>
+      <w:r>
+        <w:rPr>
+          <w:lang w:val="hi_IN" w:bidi="hi_IN"/>
+        </w:rPr>
+      </w:r>
+    </w:p>
+    <w:p>
+      <w:pPr/>
+      <w:r>
+        <w:rPr>
+          <w:lang w:val="hi_IN" w:bidi="hi_IN"/>
+        </w:rPr>
+      </w:r>
+      <w:r>
+        <w:rPr>
+          <w:b/>
+          <w:lang w:val="hi_IN" w:bidi="hi_IN"/>
+        </w:rPr>
+        <w:t>"मेरे का टुकड़ा है,"</w:t>
+      </w:r>
+      <w:r>
+        <w:rPr>
+          <w:lang w:val="hi_IN" w:bidi="hi_IN"/>
+        </w:rPr>
+        <w:t xml:space="preserve"> - </w:t>
+      </w:r>
+      <w:r>
+        <w:rPr>
+          <w:b/>
+          <w:lang w:val="hi_IN" w:bidi="hi_IN"/>
+        </w:rPr>
+        <w:t>"दिया है"</w:t>
+      </w:r>
+    </w:p>
+    <w:p>
+      <w:pPr/>
+      <w:r>
+        <w:rPr>
+          <w:lang w:val="hi_IN" w:bidi="hi_IN"/>
+        </w:rPr>
+      </w:r>
+      <w:r>
+        <w:rPr>
+          <w:lang w:val="hi_IN" w:bidi="hi_IN"/>
+        </w:rPr>
+        <w:t>यहाँ “मन”, एक व्यक्ति की भावनाओं का लक्षणालंकार है। इस वाक्य “मेरे हृदय का टुकड़ा है”, किसी को प्रेम करने का रूपक है। पौलुस यह उनेसिमुस के विषय में कह रहा था। वैकल्पिक अनुवाद: “जिससे मैं अत्यंत प्रेम करता हूँ”</w:t>
+      </w:r>
+    </w:p>
+    <w:p>
+      <w:pPr/>
+      <w:r>
+        <w:rPr>
+          <w:lang w:val="hi_IN" w:bidi="hi_IN"/>
+        </w:rPr>
+      </w:r>
+      <w:r>
+        <w:rPr>
+          <w:lang w:val="hi_IN" w:bidi="hi_IN"/>
+        </w:rPr>
+        <w:t>देखें: प्रतिन्यास</w:t>
+      </w:r>
+      <w:r>
+        <w:rPr>
+          <w:lang w:val="hi_IN" w:bidi="hi_IN"/>
+        </w:rPr>
+      </w:r>
+      <w:r>
+        <w:rPr>
+          <w:lang w:val="hi_IN" w:bidi="hi_IN"/>
+        </w:rPr>
+      </w:r>
+    </w:p>
+    <w:p>
+      <w:pPr/>
+      <w:r>
+        <w:rPr>
+          <w:lang w:val="hi_IN" w:bidi="hi_IN"/>
+        </w:rPr>
+      </w:r>
+    </w:p>
+    <w:p>
+      <w:pPr>
+        <w:pStyle w:val="Heading2"/>
+      </w:pPr>
+      <w:r>
+        <w:rPr>
+          <w:lang w:val="hi_IN" w:bidi="hi_IN"/>
+        </w:rPr>
         <w:t>फिलेमोन 1:13 (#1)</w:t>
       </w:r>
       <w:r>
@@ -5548,6 +6119,89 @@
         <w:rPr>
           <w:lang w:val="hi_IN" w:bidi="hi_IN"/>
         </w:rPr>
+        <w:t>फिलेमोन 1:13 (#3)</w:t>
+      </w:r>
+      <w:r>
+        <w:rPr>
+          <w:lang w:val="hi_IN" w:bidi="hi_IN"/>
+        </w:rPr>
+      </w:r>
+    </w:p>
+    <w:p>
+      <w:pPr/>
+      <w:r>
+        <w:rPr>
+          <w:lang w:val="hi_IN" w:bidi="hi_IN"/>
+        </w:rPr>
+      </w:r>
+      <w:r>
+        <w:rPr>
+          <w:b/>
+          <w:lang w:val="hi_IN" w:bidi="hi_IN"/>
+        </w:rPr>
+        <w:t>"सुसमाचार"</w:t>
+      </w:r>
+    </w:p>
+    <w:p>
+      <w:pPr/>
+      <w:r>
+        <w:rPr>
+          <w:lang w:val="hi_IN" w:bidi="hi_IN"/>
+        </w:rPr>
+      </w:r>
+      <w:r>
+        <w:rPr>
+          <w:lang w:val="hi_IN" w:bidi="hi_IN"/>
+        </w:rPr>
+        <w:t>सुसमाचार को सार्वजनिक रूप से सुनाने के कारण पौलुस बंदीग्रह में था। यह स्पष्ट रूप से कहा जा सकता है। वैकल्पिक अनुवाद: “क्योंकि मैं सुसमाचार का प्रचार करता हूँ”</w:t>
+      </w:r>
+    </w:p>
+    <w:p>
+      <w:pPr/>
+      <w:r>
+        <w:rPr>
+          <w:lang w:val="hi_IN" w:bidi="hi_IN"/>
+        </w:rPr>
+      </w:r>
+      <w:r>
+        <w:rPr>
+          <w:lang w:val="hi_IN" w:bidi="hi_IN"/>
+        </w:rPr>
+        <w:t xml:space="preserve">देखें: </w:t>
+      </w:r>
+      <w:r>
+        <w:rPr>
+          <w:lang w:val="hi_IN" w:bidi="hi_IN"/>
+        </w:rPr>
+        <w:t>अनुमानित ज्ञान और निहित जानकारी</w:t>
+      </w:r>
+      <w:r>
+        <w:rPr>
+          <w:lang w:val="hi_IN" w:bidi="hi_IN"/>
+        </w:rPr>
+      </w:r>
+      <w:r>
+        <w:rPr>
+          <w:lang w:val="hi_IN" w:bidi="hi_IN"/>
+        </w:rPr>
+      </w:r>
+    </w:p>
+    <w:p>
+      <w:pPr/>
+      <w:r>
+        <w:rPr>
+          <w:lang w:val="hi_IN" w:bidi="hi_IN"/>
+        </w:rPr>
+      </w:r>
+    </w:p>
+    <w:p>
+      <w:pPr>
+        <w:pStyle w:val="Heading2"/>
+      </w:pPr>
+      <w:r>
+        <w:rPr>
+          <w:lang w:val="hi_IN" w:bidi="hi_IN"/>
+        </w:rPr>
         <w:t>फिलेमोन 1:14 (#3)</w:t>
       </w:r>
       <w:r>
@@ -5771,6 +6425,152 @@
         <w:rPr>
           <w:lang w:val="hi_IN" w:bidi="hi_IN"/>
         </w:rPr>
+        <w:t>फिलेमोन 1:14 (#1)</w:t>
+      </w:r>
+      <w:r>
+        <w:rPr>
+          <w:lang w:val="hi_IN" w:bidi="hi_IN"/>
+        </w:rPr>
+      </w:r>
+    </w:p>
+    <w:p>
+      <w:pPr/>
+      <w:r>
+        <w:rPr>
+          <w:lang w:val="hi_IN" w:bidi="hi_IN"/>
+        </w:rPr>
+      </w:r>
+      <w:r>
+        <w:rPr>
+          <w:b/>
+          <w:lang w:val="hi_IN" w:bidi="hi_IN"/>
+        </w:rPr>
+        <w:t>"पर तेरी इच्छा बिना कुछ न"</w:t>
+      </w:r>
+    </w:p>
+    <w:p>
+      <w:pPr/>
+      <w:r>
+        <w:rPr>
+          <w:lang w:val="hi_IN" w:bidi="hi_IN"/>
+        </w:rPr>
+      </w:r>
+      <w:r>
+        <w:rPr>
+          <w:lang w:val="hi_IN" w:bidi="hi_IN"/>
+        </w:rPr>
+        <w:t>पौलुस दो नकारात्मक वाक्यों को कह कर उसका विपरीत कहना चाह रहा है। वैकल्पिक अनुवाद: “लेकिन मैं उसे अपने साथ तेरी स्वीकृति से ही रखना चाह रहा था”</w:t>
+      </w:r>
+    </w:p>
+    <w:p>
+      <w:pPr/>
+      <w:r>
+        <w:rPr>
+          <w:lang w:val="hi_IN" w:bidi="hi_IN"/>
+        </w:rPr>
+      </w:r>
+      <w:r>
+        <w:rPr>
+          <w:lang w:val="hi_IN" w:bidi="hi_IN"/>
+        </w:rPr>
+        <w:t xml:space="preserve">देखें: </w:t>
+      </w:r>
+      <w:r>
+        <w:rPr>
+          <w:lang w:val="hi_IN" w:bidi="hi_IN"/>
+        </w:rPr>
+        <w:t>दोहरे नकारात्मक</w:t>
+      </w:r>
+      <w:r>
+        <w:rPr>
+          <w:lang w:val="hi_IN" w:bidi="hi_IN"/>
+        </w:rPr>
+      </w:r>
+      <w:r>
+        <w:rPr>
+          <w:lang w:val="hi_IN" w:bidi="hi_IN"/>
+        </w:rPr>
+      </w:r>
+    </w:p>
+    <w:p>
+      <w:pPr/>
+      <w:r>
+        <w:rPr>
+          <w:lang w:val="hi_IN" w:bidi="hi_IN"/>
+        </w:rPr>
+      </w:r>
+    </w:p>
+    <w:p>
+      <w:pPr>
+        <w:pStyle w:val="Heading2"/>
+      </w:pPr>
+      <w:r>
+        <w:rPr>
+          <w:lang w:val="hi_IN" w:bidi="hi_IN"/>
+        </w:rPr>
+        <w:t>फिलेमोन 1:14 (#2)</w:t>
+      </w:r>
+      <w:r>
+        <w:rPr>
+          <w:lang w:val="hi_IN" w:bidi="hi_IN"/>
+        </w:rPr>
+      </w:r>
+    </w:p>
+    <w:p>
+      <w:pPr/>
+      <w:r>
+        <w:rPr>
+          <w:lang w:val="hi_IN" w:bidi="hi_IN"/>
+        </w:rPr>
+      </w:r>
+      <w:r>
+        <w:rPr>
+          <w:b/>
+          <w:lang w:val="hi_IN" w:bidi="hi_IN"/>
+        </w:rPr>
+        <w:t>"चाहा कि तेरा यह उपकार दबाव से नहीं पर आनन्द से हो"</w:t>
+      </w:r>
+    </w:p>
+    <w:p>
+      <w:pPr/>
+      <w:r>
+        <w:rPr>
+          <w:lang w:val="hi_IN" w:bidi="hi_IN"/>
+        </w:rPr>
+      </w:r>
+      <w:r>
+        <w:rPr>
+          <w:lang w:val="hi_IN" w:bidi="hi_IN"/>
+        </w:rPr>
+        <w:t>मैं नहीं चाहता था कि तू ये भला काम मेरे कहने से करे, परन्तु इसलिए कि तू ऐसा करना चाहता था।</w:t>
+      </w:r>
+      <w:r>
+        <w:rPr>
+          <w:lang w:val="hi_IN" w:bidi="hi_IN"/>
+        </w:rPr>
+      </w:r>
+      <w:r>
+        <w:rPr>
+          <w:lang w:val="hi_IN" w:bidi="hi_IN"/>
+        </w:rPr>
+      </w:r>
+    </w:p>
+    <w:p>
+      <w:pPr/>
+      <w:r>
+        <w:rPr>
+          <w:lang w:val="hi_IN" w:bidi="hi_IN"/>
+        </w:rPr>
+      </w:r>
+    </w:p>
+    <w:p>
+      <w:pPr>
+        <w:pStyle w:val="Heading2"/>
+      </w:pPr>
+      <w:r>
+        <w:rPr>
+          <w:lang w:val="hi_IN" w:bidi="hi_IN"/>
+        </w:rPr>
         <w:t>फिलेमोन 1:15 (#1)</w:t>
       </w:r>
       <w:r>
@@ -6016,6 +6816,152 @@
         <w:rPr>
           <w:lang w:val="hi_IN" w:bidi="hi_IN"/>
         </w:rPr>
+        <w:t>फिलेमोन 1:15 (#1)</w:t>
+      </w:r>
+      <w:r>
+        <w:rPr>
+          <w:lang w:val="hi_IN" w:bidi="hi_IN"/>
+        </w:rPr>
+      </w:r>
+    </w:p>
+    <w:p>
+      <w:pPr/>
+      <w:r>
+        <w:rPr>
+          <w:lang w:val="hi_IN" w:bidi="hi_IN"/>
+        </w:rPr>
+      </w:r>
+      <w:r>
+        <w:rPr>
+          <w:b/>
+          <w:lang w:val="hi_IN" w:bidi="hi_IN"/>
+        </w:rPr>
+        <w:t>"क्योंकि क्या जाने कुछ दिन तक के लिये इसी कारण अलग हुआ कि"</w:t>
+      </w:r>
+    </w:p>
+    <w:p>
+      <w:pPr/>
+      <w:r>
+        <w:rPr>
+          <w:lang w:val="hi_IN" w:bidi="hi_IN"/>
+        </w:rPr>
+      </w:r>
+      <w:r>
+        <w:rPr>
+          <w:lang w:val="hi_IN" w:bidi="hi_IN"/>
+        </w:rPr>
+        <w:t>इसे सक्रिय रूप में कहा जा सकता है। वैकल्पिक अनुवाद: “सम्भवतः कुछ समय के लिए परमेश्वर ने इसीलिए तुझ से उनेसिमुस को ले लिया ताकि”</w:t>
+      </w:r>
+    </w:p>
+    <w:p>
+      <w:pPr/>
+      <w:r>
+        <w:rPr>
+          <w:lang w:val="hi_IN" w:bidi="hi_IN"/>
+        </w:rPr>
+      </w:r>
+      <w:r>
+        <w:rPr>
+          <w:lang w:val="hi_IN" w:bidi="hi_IN"/>
+        </w:rPr>
+        <w:t xml:space="preserve">देखें: </w:t>
+      </w:r>
+      <w:r>
+        <w:rPr>
+          <w:lang w:val="hi_IN" w:bidi="hi_IN"/>
+        </w:rPr>
+        <w:t>सक्रिय या निष्क्रिय</w:t>
+      </w:r>
+      <w:r>
+        <w:rPr>
+          <w:lang w:val="hi_IN" w:bidi="hi_IN"/>
+        </w:rPr>
+      </w:r>
+      <w:r>
+        <w:rPr>
+          <w:lang w:val="hi_IN" w:bidi="hi_IN"/>
+        </w:rPr>
+      </w:r>
+    </w:p>
+    <w:p>
+      <w:pPr/>
+      <w:r>
+        <w:rPr>
+          <w:lang w:val="hi_IN" w:bidi="hi_IN"/>
+        </w:rPr>
+      </w:r>
+    </w:p>
+    <w:p>
+      <w:pPr>
+        <w:pStyle w:val="Heading2"/>
+      </w:pPr>
+      <w:r>
+        <w:rPr>
+          <w:lang w:val="hi_IN" w:bidi="hi_IN"/>
+        </w:rPr>
+        <w:t>फिलेमोन 1:15 (#2)</w:t>
+      </w:r>
+      <w:r>
+        <w:rPr>
+          <w:lang w:val="hi_IN" w:bidi="hi_IN"/>
+        </w:rPr>
+      </w:r>
+    </w:p>
+    <w:p>
+      <w:pPr/>
+      <w:r>
+        <w:rPr>
+          <w:lang w:val="hi_IN" w:bidi="hi_IN"/>
+        </w:rPr>
+      </w:r>
+      <w:r>
+        <w:rPr>
+          <w:b/>
+          <w:lang w:val="hi_IN" w:bidi="hi_IN"/>
+        </w:rPr>
+        <w:t>"कुछ दिन तक"</w:t>
+      </w:r>
+    </w:p>
+    <w:p>
+      <w:pPr/>
+      <w:r>
+        <w:rPr>
+          <w:lang w:val="hi_IN" w:bidi="hi_IN"/>
+        </w:rPr>
+      </w:r>
+      <w:r>
+        <w:rPr>
+          <w:lang w:val="hi_IN" w:bidi="hi_IN"/>
+        </w:rPr>
+        <w:t>इस समय के दौरान</w:t>
+      </w:r>
+      <w:r>
+        <w:rPr>
+          <w:lang w:val="hi_IN" w:bidi="hi_IN"/>
+        </w:rPr>
+      </w:r>
+      <w:r>
+        <w:rPr>
+          <w:lang w:val="hi_IN" w:bidi="hi_IN"/>
+        </w:rPr>
+      </w:r>
+    </w:p>
+    <w:p>
+      <w:pPr/>
+      <w:r>
+        <w:rPr>
+          <w:lang w:val="hi_IN" w:bidi="hi_IN"/>
+        </w:rPr>
+      </w:r>
+    </w:p>
+    <w:p>
+      <w:pPr>
+        <w:pStyle w:val="Heading2"/>
+      </w:pPr>
+      <w:r>
+        <w:rPr>
+          <w:lang w:val="hi_IN" w:bidi="hi_IN"/>
+        </w:rPr>
         <w:t>फिलेमोन 1:16 (#1)</w:t>
       </w:r>
       <w:r>
@@ -6518,6 +7464,185 @@
         <w:rPr>
           <w:lang w:val="hi_IN" w:bidi="hi_IN"/>
         </w:rPr>
+        <w:t>फिलेमोन 1:16 (#3)</w:t>
+      </w:r>
+      <w:r>
+        <w:rPr>
+          <w:lang w:val="hi_IN" w:bidi="hi_IN"/>
+        </w:rPr>
+      </w:r>
+    </w:p>
+    <w:p>
+      <w:pPr/>
+      <w:r>
+        <w:rPr>
+          <w:lang w:val="hi_IN" w:bidi="hi_IN"/>
+        </w:rPr>
+      </w:r>
+      <w:r>
+        <w:rPr>
+          <w:b/>
+          <w:lang w:val="hi_IN" w:bidi="hi_IN"/>
+        </w:rPr>
+        <w:t>"पर"</w:t>
+      </w:r>
+      <w:r>
+        <w:rPr>
+          <w:lang w:val="hi_IN" w:bidi="hi_IN"/>
+        </w:rPr>
+        <w:t xml:space="preserve"> - </w:t>
+      </w:r>
+      <w:r>
+        <w:rPr>
+          <w:b/>
+          <w:lang w:val="hi_IN" w:bidi="hi_IN"/>
+        </w:rPr>
+        <w:t>"तेरा"</w:t>
+      </w:r>
+      <w:r>
+        <w:rPr>
+          <w:lang w:val="hi_IN" w:bidi="hi_IN"/>
+        </w:rPr>
+        <w:t xml:space="preserve"> - </w:t>
+      </w:r>
+      <w:r>
+        <w:rPr>
+          <w:b/>
+          <w:lang w:val="hi_IN" w:bidi="hi_IN"/>
+        </w:rPr>
+        <w:t>"विशेष हो"</w:t>
+      </w:r>
+    </w:p>
+    <w:p>
+      <w:pPr/>
+      <w:r>
+        <w:rPr>
+          <w:lang w:val="hi_IN" w:bidi="hi_IN"/>
+        </w:rPr>
+      </w:r>
+      <w:r>
+        <w:rPr>
+          <w:lang w:val="hi_IN" w:bidi="hi_IN"/>
+        </w:rPr>
+        <w:t>वह तेरे लिए और अधिक बहुमूल्य हो गया है</w:t>
+      </w:r>
+      <w:r>
+        <w:rPr>
+          <w:lang w:val="hi_IN" w:bidi="hi_IN"/>
+        </w:rPr>
+      </w:r>
+      <w:r>
+        <w:rPr>
+          <w:lang w:val="hi_IN" w:bidi="hi_IN"/>
+        </w:rPr>
+      </w:r>
+    </w:p>
+    <w:p>
+      <w:pPr/>
+      <w:r>
+        <w:rPr>
+          <w:lang w:val="hi_IN" w:bidi="hi_IN"/>
+        </w:rPr>
+      </w:r>
+    </w:p>
+    <w:p>
+      <w:pPr>
+        <w:pStyle w:val="Heading2"/>
+      </w:pPr>
+      <w:r>
+        <w:rPr>
+          <w:lang w:val="hi_IN" w:bidi="hi_IN"/>
+        </w:rPr>
+        <w:t>फिलेमोन 1:16 (#4)</w:t>
+      </w:r>
+      <w:r>
+        <w:rPr>
+          <w:lang w:val="hi_IN" w:bidi="hi_IN"/>
+        </w:rPr>
+      </w:r>
+    </w:p>
+    <w:p>
+      <w:pPr/>
+      <w:r>
+        <w:rPr>
+          <w:lang w:val="hi_IN" w:bidi="hi_IN"/>
+        </w:rPr>
+      </w:r>
+      <w:r>
+        <w:rPr>
+          <w:b/>
+          <w:lang w:val="hi_IN" w:bidi="hi_IN"/>
+        </w:rPr>
+        <w:t>"शरीर में"</w:t>
+      </w:r>
+      <w:r>
+        <w:rPr>
+          <w:lang w:val="hi_IN" w:bidi="hi_IN"/>
+        </w:rPr>
+        <w:t xml:space="preserve"> - </w:t>
+      </w:r>
+      <w:r>
+        <w:rPr>
+          <w:b/>
+          <w:lang w:val="hi_IN" w:bidi="hi_IN"/>
+        </w:rPr>
+        <w:t>"भी"</w:t>
+      </w:r>
+    </w:p>
+    <w:p>
+      <w:pPr/>
+      <w:r>
+        <w:rPr>
+          <w:lang w:val="hi_IN" w:bidi="hi_IN"/>
+        </w:rPr>
+      </w:r>
+      <w:r>
+        <w:rPr>
+          <w:lang w:val="hi_IN" w:bidi="hi_IN"/>
+        </w:rPr>
+        <w:t>दोनों के लिए एक मनुष्य के रूप में। पौलुस उनेसिमुस को एक विश्वासयोग्य दास के रूप में कह रहा है।</w:t>
+      </w:r>
+    </w:p>
+    <w:p>
+      <w:pPr/>
+      <w:r>
+        <w:rPr>
+          <w:lang w:val="hi_IN" w:bidi="hi_IN"/>
+        </w:rPr>
+      </w:r>
+      <w:r>
+        <w:rPr>
+          <w:lang w:val="hi_IN" w:bidi="hi_IN"/>
+        </w:rPr>
+        <w:t>देखें: रूपक</w:t>
+      </w:r>
+      <w:r>
+        <w:rPr>
+          <w:lang w:val="hi_IN" w:bidi="hi_IN"/>
+        </w:rPr>
+      </w:r>
+      <w:r>
+        <w:rPr>
+          <w:lang w:val="hi_IN" w:bidi="hi_IN"/>
+        </w:rPr>
+      </w:r>
+    </w:p>
+    <w:p>
+      <w:pPr/>
+      <w:r>
+        <w:rPr>
+          <w:lang w:val="hi_IN" w:bidi="hi_IN"/>
+        </w:rPr>
+      </w:r>
+    </w:p>
+    <w:p>
+      <w:pPr>
+        <w:pStyle w:val="Heading2"/>
+      </w:pPr>
+      <w:r>
+        <w:rPr>
+          <w:lang w:val="hi_IN" w:bidi="hi_IN"/>
+        </w:rPr>
         <w:t>फिलेमोन 1:17 (#1)</w:t>
       </w:r>
       <w:r>
@@ -7130,6 +8255,82 @@
         <w:rPr>
           <w:lang w:val="hi_IN" w:bidi="hi_IN"/>
         </w:rPr>
+        <w:t>फिलेमोन 1:18 (#1)</w:t>
+      </w:r>
+      <w:r>
+        <w:rPr>
+          <w:lang w:val="hi_IN" w:bidi="hi_IN"/>
+        </w:rPr>
+      </w:r>
+    </w:p>
+    <w:p>
+      <w:pPr/>
+      <w:r>
+        <w:rPr>
+          <w:lang w:val="hi_IN" w:bidi="hi_IN"/>
+        </w:rPr>
+      </w:r>
+      <w:r>
+        <w:rPr>
+          <w:b/>
+          <w:lang w:val="hi_IN" w:bidi="hi_IN"/>
+        </w:rPr>
+        <w:t>"उसने"</w:t>
+      </w:r>
+      <w:r>
+        <w:rPr>
+          <w:lang w:val="hi_IN" w:bidi="hi_IN"/>
+        </w:rPr>
+        <w:t xml:space="preserve"> - </w:t>
+      </w:r>
+      <w:r>
+        <w:rPr>
+          <w:b/>
+          <w:lang w:val="hi_IN" w:bidi="hi_IN"/>
+        </w:rPr>
+        <w:t>"आता मेरे पर ले"</w:t>
+      </w:r>
+    </w:p>
+    <w:p>
+      <w:pPr/>
+      <w:r>
+        <w:rPr>
+          <w:lang w:val="hi_IN" w:bidi="hi_IN"/>
+        </w:rPr>
+      </w:r>
+      <w:r>
+        <w:rPr>
+          <w:lang w:val="hi_IN" w:bidi="hi_IN"/>
+        </w:rPr>
+        <w:t>तो कह कि मैं वही हूँ जो तेरा देनदार हूँ</w:t>
+      </w:r>
+      <w:r>
+        <w:rPr>
+          <w:lang w:val="hi_IN" w:bidi="hi_IN"/>
+        </w:rPr>
+      </w:r>
+      <w:r>
+        <w:rPr>
+          <w:lang w:val="hi_IN" w:bidi="hi_IN"/>
+        </w:rPr>
+      </w:r>
+    </w:p>
+    <w:p>
+      <w:pPr/>
+      <w:r>
+        <w:rPr>
+          <w:lang w:val="hi_IN" w:bidi="hi_IN"/>
+        </w:rPr>
+      </w:r>
+    </w:p>
+    <w:p>
+      <w:pPr>
+        <w:pStyle w:val="Heading2"/>
+      </w:pPr>
+      <w:r>
+        <w:rPr>
+          <w:lang w:val="hi_IN" w:bidi="hi_IN"/>
+        </w:rPr>
         <w:t>फिलेमोन 1:19 (#1)</w:t>
       </w:r>
       <w:r>
@@ -8218,6 +9419,215 @@
         <w:rPr>
           <w:lang w:val="hi_IN" w:bidi="hi_IN"/>
         </w:rPr>
+        <w:t>फिलेमोन 1:21 (#1)</w:t>
+      </w:r>
+      <w:r>
+        <w:rPr>
+          <w:lang w:val="hi_IN" w:bidi="hi_IN"/>
+        </w:rPr>
+      </w:r>
+    </w:p>
+    <w:p>
+      <w:pPr/>
+      <w:r>
+        <w:rPr>
+          <w:lang w:val="hi_IN" w:bidi="hi_IN"/>
+        </w:rPr>
+      </w:r>
+      <w:r>
+        <w:rPr>
+          <w:b/>
+          <w:lang w:val="hi_IN" w:bidi="hi_IN"/>
+        </w:rPr>
+        <w:t>""</w:t>
+      </w:r>
+    </w:p>
+    <w:p>
+      <w:pPr/>
+      <w:r>
+        <w:rPr>
+          <w:lang w:val="hi_IN" w:bidi="hi_IN"/>
+        </w:rPr>
+      </w:r>
+      <w:r>
+        <w:rPr>
+          <w:lang w:val="hi_IN" w:bidi="hi_IN"/>
+        </w:rPr>
+        <w:t>General Information:\n\nयहाँ “तेरे” और “तुझे” शब्द बहुवचन हैं और फिलेमोन और उसके साथ के विश्वासियों को जो उसके घर पर एकत्रित होते थे संदर्भित करते हैं।</w:t>
+      </w:r>
+    </w:p>
+    <w:p>
+      <w:pPr/>
+      <w:r>
+        <w:rPr>
+          <w:lang w:val="hi_IN" w:bidi="hi_IN"/>
+        </w:rPr>
+      </w:r>
+      <w:r>
+        <w:rPr>
+          <w:lang w:val="hi_IN" w:bidi="hi_IN"/>
+        </w:rPr>
+        <w:t xml:space="preserve">देखें: </w:t>
+      </w:r>
+      <w:r>
+        <w:rPr>
+          <w:lang w:val="hi_IN" w:bidi="hi_IN"/>
+        </w:rPr>
+        <w:t>'आप' के रूप</w:t>
+      </w:r>
+      <w:r>
+        <w:rPr>
+          <w:lang w:val="hi_IN" w:bidi="hi_IN"/>
+        </w:rPr>
+      </w:r>
+      <w:r>
+        <w:rPr>
+          <w:lang w:val="hi_IN" w:bidi="hi_IN"/>
+        </w:rPr>
+      </w:r>
+    </w:p>
+    <w:p>
+      <w:pPr/>
+      <w:r>
+        <w:rPr>
+          <w:lang w:val="hi_IN" w:bidi="hi_IN"/>
+        </w:rPr>
+      </w:r>
+    </w:p>
+    <w:p>
+      <w:pPr>
+        <w:pStyle w:val="Heading2"/>
+      </w:pPr>
+      <w:r>
+        <w:rPr>
+          <w:lang w:val="hi_IN" w:bidi="hi_IN"/>
+        </w:rPr>
+        <w:t>फिलेमोन 1:21 (#2)</w:t>
+      </w:r>
+      <w:r>
+        <w:rPr>
+          <w:lang w:val="hi_IN" w:bidi="hi_IN"/>
+        </w:rPr>
+      </w:r>
+    </w:p>
+    <w:p>
+      <w:pPr/>
+      <w:r>
+        <w:rPr>
+          <w:lang w:val="hi_IN" w:bidi="hi_IN"/>
+        </w:rPr>
+      </w:r>
+      <w:r>
+        <w:rPr>
+          <w:b/>
+          <w:lang w:val="hi_IN" w:bidi="hi_IN"/>
+        </w:rPr>
+        <w:t>""</w:t>
+      </w:r>
+    </w:p>
+    <w:p>
+      <w:pPr/>
+      <w:r>
+        <w:rPr>
+          <w:lang w:val="hi_IN" w:bidi="hi_IN"/>
+        </w:rPr>
+      </w:r>
+      <w:r>
+        <w:rPr>
+          <w:lang w:val="hi_IN" w:bidi="hi_IN"/>
+        </w:rPr>
+        <w:t>Connecting Statement:\n\nपौलुस अपने पत्र को समाप्त करता है और फिलेमोन और अन्य विश्वासी जो उसके घर पर एकत्रित होते थे उन्हें आशीष देता है।</w:t>
+      </w:r>
+      <w:r>
+        <w:rPr>
+          <w:lang w:val="hi_IN" w:bidi="hi_IN"/>
+        </w:rPr>
+      </w:r>
+      <w:r>
+        <w:rPr>
+          <w:lang w:val="hi_IN" w:bidi="hi_IN"/>
+        </w:rPr>
+      </w:r>
+    </w:p>
+    <w:p>
+      <w:pPr/>
+      <w:r>
+        <w:rPr>
+          <w:lang w:val="hi_IN" w:bidi="hi_IN"/>
+        </w:rPr>
+      </w:r>
+    </w:p>
+    <w:p>
+      <w:pPr>
+        <w:pStyle w:val="Heading2"/>
+      </w:pPr>
+      <w:r>
+        <w:rPr>
+          <w:lang w:val="hi_IN" w:bidi="hi_IN"/>
+        </w:rPr>
+        <w:t>फिलेमोन 1:21 (#3)</w:t>
+      </w:r>
+      <w:r>
+        <w:rPr>
+          <w:lang w:val="hi_IN" w:bidi="hi_IN"/>
+        </w:rPr>
+      </w:r>
+    </w:p>
+    <w:p>
+      <w:pPr/>
+      <w:r>
+        <w:rPr>
+          <w:lang w:val="hi_IN" w:bidi="hi_IN"/>
+        </w:rPr>
+      </w:r>
+      <w:r>
+        <w:rPr>
+          <w:b/>
+          <w:lang w:val="hi_IN" w:bidi="hi_IN"/>
+        </w:rPr>
+        <w:t>"आज्ञाकारी होने का भरोसा रखकर, तुझे"</w:t>
+      </w:r>
+    </w:p>
+    <w:p>
+      <w:pPr/>
+      <w:r>
+        <w:rPr>
+          <w:lang w:val="hi_IN" w:bidi="hi_IN"/>
+        </w:rPr>
+      </w:r>
+      <w:r>
+        <w:rPr>
+          <w:lang w:val="hi_IN" w:bidi="hi_IN"/>
+        </w:rPr>
+        <w:t>क्योंकि मुझे निश्चय है कि जो मैं तुझे कहूँगा वो तू करेगा</w:t>
+      </w:r>
+      <w:r>
+        <w:rPr>
+          <w:lang w:val="hi_IN" w:bidi="hi_IN"/>
+        </w:rPr>
+      </w:r>
+      <w:r>
+        <w:rPr>
+          <w:lang w:val="hi_IN" w:bidi="hi_IN"/>
+        </w:rPr>
+      </w:r>
+    </w:p>
+    <w:p>
+      <w:pPr/>
+      <w:r>
+        <w:rPr>
+          <w:lang w:val="hi_IN" w:bidi="hi_IN"/>
+        </w:rPr>
+      </w:r>
+    </w:p>
+    <w:p>
+      <w:pPr>
+        <w:pStyle w:val="Heading2"/>
+      </w:pPr>
+      <w:r>
+        <w:rPr>
+          <w:lang w:val="hi_IN" w:bidi="hi_IN"/>
+        </w:rPr>
         <w:t>फिलेमोन 1:22 (#1)</w:t>
       </w:r>
       <w:r>
@@ -8907,6 +10317,69 @@
         <w:rPr>
           <w:lang w:val="hi_IN" w:bidi="hi_IN"/>
         </w:rPr>
+        <w:t>फिलेमोन 1:22 (#2)</w:t>
+      </w:r>
+      <w:r>
+        <w:rPr>
+          <w:lang w:val="hi_IN" w:bidi="hi_IN"/>
+        </w:rPr>
+      </w:r>
+    </w:p>
+    <w:p>
+      <w:pPr/>
+      <w:r>
+        <w:rPr>
+          <w:lang w:val="hi_IN" w:bidi="hi_IN"/>
+        </w:rPr>
+      </w:r>
+      <w:r>
+        <w:rPr>
+          <w:b/>
+          <w:lang w:val="hi_IN" w:bidi="hi_IN"/>
+        </w:rPr>
+        <w:t>"भी, कि मेरे ठहरने जगह तैयार रख"</w:t>
+      </w:r>
+    </w:p>
+    <w:p>
+      <w:pPr/>
+      <w:r>
+        <w:rPr>
+          <w:lang w:val="hi_IN" w:bidi="hi_IN"/>
+        </w:rPr>
+      </w:r>
+      <w:r>
+        <w:rPr>
+          <w:lang w:val="hi_IN" w:bidi="hi_IN"/>
+        </w:rPr>
+        <w:t>अपने घर में मेरे ठहरने के लिए स्थान तैयार कर। पौलुस ने फिलेमोन को उसके लिए यह करने को कहा।</w:t>
+      </w:r>
+      <w:r>
+        <w:rPr>
+          <w:lang w:val="hi_IN" w:bidi="hi_IN"/>
+        </w:rPr>
+      </w:r>
+      <w:r>
+        <w:rPr>
+          <w:lang w:val="hi_IN" w:bidi="hi_IN"/>
+        </w:rPr>
+      </w:r>
+    </w:p>
+    <w:p>
+      <w:pPr/>
+      <w:r>
+        <w:rPr>
+          <w:lang w:val="hi_IN" w:bidi="hi_IN"/>
+        </w:rPr>
+      </w:r>
+    </w:p>
+    <w:p>
+      <w:pPr>
+        <w:pStyle w:val="Heading2"/>
+      </w:pPr>
+      <w:r>
+        <w:rPr>
+          <w:lang w:val="hi_IN" w:bidi="hi_IN"/>
+        </w:rPr>
         <w:t>फिलेमोन 1:23 (#1)</w:t>
       </w:r>
       <w:r>
@@ -9104,6 +10577,69 @@
         <w:rPr>
           <w:lang w:val="hi_IN" w:bidi="hi_IN"/>
         </w:rPr>
+        <w:t>फिलेमोन 1:23 (#2)</w:t>
+      </w:r>
+      <w:r>
+        <w:rPr>
+          <w:lang w:val="hi_IN" w:bidi="hi_IN"/>
+        </w:rPr>
+      </w:r>
+    </w:p>
+    <w:p>
+      <w:pPr/>
+      <w:r>
+        <w:rPr>
+          <w:lang w:val="hi_IN" w:bidi="hi_IN"/>
+        </w:rPr>
+      </w:r>
+      <w:r>
+        <w:rPr>
+          <w:b/>
+          <w:lang w:val="hi_IN" w:bidi="hi_IN"/>
+        </w:rPr>
+        <w:t>"मसीह यीशु में मेरे साथ कैदी है"</w:t>
+      </w:r>
+    </w:p>
+    <w:p>
+      <w:pPr/>
+      <w:r>
+        <w:rPr>
+          <w:lang w:val="hi_IN" w:bidi="hi_IN"/>
+        </w:rPr>
+      </w:r>
+      <w:r>
+        <w:rPr>
+          <w:lang w:val="hi_IN" w:bidi="hi_IN"/>
+        </w:rPr>
+        <w:t>जो मेरे साथ बंदीग्रह में इसलिए है क्योंकि वह मसीह यीशु की सेवा करता है।</w:t>
+      </w:r>
+      <w:r>
+        <w:rPr>
+          <w:lang w:val="hi_IN" w:bidi="hi_IN"/>
+        </w:rPr>
+      </w:r>
+      <w:r>
+        <w:rPr>
+          <w:lang w:val="hi_IN" w:bidi="hi_IN"/>
+        </w:rPr>
+      </w:r>
+    </w:p>
+    <w:p>
+      <w:pPr/>
+      <w:r>
+        <w:rPr>
+          <w:lang w:val="hi_IN" w:bidi="hi_IN"/>
+        </w:rPr>
+      </w:r>
+    </w:p>
+    <w:p>
+      <w:pPr>
+        <w:pStyle w:val="Heading2"/>
+      </w:pPr>
+      <w:r>
+        <w:rPr>
+          <w:lang w:val="hi_IN" w:bidi="hi_IN"/>
+        </w:rPr>
         <w:t>फिलेमोन 1:24 (#2)</w:t>
       </w:r>
       <w:r>
@@ -9378,6 +10914,69 @@
         <w:rPr>
           <w:lang w:val="hi_IN" w:bidi="hi_IN"/>
         </w:rPr>
+        <w:t>फिलेमोन 1:24 (#1)</w:t>
+      </w:r>
+      <w:r>
+        <w:rPr>
+          <w:lang w:val="hi_IN" w:bidi="hi_IN"/>
+        </w:rPr>
+      </w:r>
+    </w:p>
+    <w:p>
+      <w:pPr/>
+      <w:r>
+        <w:rPr>
+          <w:lang w:val="hi_IN" w:bidi="hi_IN"/>
+        </w:rPr>
+      </w:r>
+      <w:r>
+        <w:rPr>
+          <w:b/>
+          <w:lang w:val="hi_IN" w:bidi="hi_IN"/>
+        </w:rPr>
+        <w:t>"और मरकुस अरिस्तर्खुस देमास लूका जो मेरे सहकर्मी"</w:t>
+      </w:r>
+    </w:p>
+    <w:p>
+      <w:pPr/>
+      <w:r>
+        <w:rPr>
+          <w:lang w:val="hi_IN" w:bidi="hi_IN"/>
+        </w:rPr>
+      </w:r>
+      <w:r>
+        <w:rPr>
+          <w:lang w:val="hi_IN" w:bidi="hi_IN"/>
+        </w:rPr>
+        <w:t>मरकुस, अरिस्तर्खुस, देमास और लुका, मेरे सहकर्मियों का तुझे नमस्कार</w:t>
+      </w:r>
+      <w:r>
+        <w:rPr>
+          <w:lang w:val="hi_IN" w:bidi="hi_IN"/>
+        </w:rPr>
+      </w:r>
+      <w:r>
+        <w:rPr>
+          <w:lang w:val="hi_IN" w:bidi="hi_IN"/>
+        </w:rPr>
+      </w:r>
+    </w:p>
+    <w:p>
+      <w:pPr/>
+      <w:r>
+        <w:rPr>
+          <w:lang w:val="hi_IN" w:bidi="hi_IN"/>
+        </w:rPr>
+      </w:r>
+    </w:p>
+    <w:p>
+      <w:pPr>
+        <w:pStyle w:val="Heading2"/>
+      </w:pPr>
+      <w:r>
+        <w:rPr>
+          <w:lang w:val="hi_IN" w:bidi="hi_IN"/>
+        </w:rPr>
         <w:t>फिलेमोन 1:25 (#1)</w:t>
       </w:r>
       <w:r>
@@ -9683,6 +11282,89 @@
           <w:lang w:val="hi_IN" w:bidi="hi_IN"/>
         </w:rPr>
         <w:t>तुम के रूप</w:t>
+      </w:r>
+      <w:r>
+        <w:rPr>
+          <w:lang w:val="hi_IN" w:bidi="hi_IN"/>
+        </w:rPr>
+      </w:r>
+      <w:r>
+        <w:rPr>
+          <w:lang w:val="hi_IN" w:bidi="hi_IN"/>
+        </w:rPr>
+      </w:r>
+    </w:p>
+    <w:p>
+      <w:pPr/>
+      <w:r>
+        <w:rPr>
+          <w:lang w:val="hi_IN" w:bidi="hi_IN"/>
+        </w:rPr>
+      </w:r>
+    </w:p>
+    <w:p>
+      <w:pPr>
+        <w:pStyle w:val="Heading2"/>
+      </w:pPr>
+      <w:r>
+        <w:rPr>
+          <w:lang w:val="hi_IN" w:bidi="hi_IN"/>
+        </w:rPr>
+        <w:t>फिलेमोन 1:25 (#1)</w:t>
+      </w:r>
+      <w:r>
+        <w:rPr>
+          <w:lang w:val="hi_IN" w:bidi="hi_IN"/>
+        </w:rPr>
+      </w:r>
+    </w:p>
+    <w:p>
+      <w:pPr/>
+      <w:r>
+        <w:rPr>
+          <w:lang w:val="hi_IN" w:bidi="hi_IN"/>
+        </w:rPr>
+      </w:r>
+      <w:r>
+        <w:rPr>
+          <w:b/>
+          <w:lang w:val="hi_IN" w:bidi="hi_IN"/>
+        </w:rPr>
+        <w:t>"हमारे प्रभु यीशु मसीह का अनुग्रह तुम्हारी आत्मा पर"</w:t>
+      </w:r>
+    </w:p>
+    <w:p>
+      <w:pPr/>
+      <w:r>
+        <w:rPr>
+          <w:lang w:val="hi_IN" w:bidi="hi_IN"/>
+        </w:rPr>
+      </w:r>
+      <w:r>
+        <w:rPr>
+          <w:lang w:val="hi_IN" w:bidi="hi_IN"/>
+        </w:rPr>
+        <w:t>यहाँ पर “तुम्हारी” शब्द फिलेमोन और बाकि सब जो उसके घर पर मिलते थे संदर्भित करता है। यहाँ “तुम्हारी आत्मा” शब्द, उपलक्षण के रूप में प्रयोग किये गए है और स्वयं लोगों को सूचित करता हैं। वैकल्पिक अनुवाद: “हमारे प्रभु यीशु मसीह तुम पर दया करें”</w:t>
+      </w:r>
+    </w:p>
+    <w:p>
+      <w:pPr/>
+      <w:r>
+        <w:rPr>
+          <w:lang w:val="hi_IN" w:bidi="hi_IN"/>
+        </w:rPr>
+      </w:r>
+      <w:r>
+        <w:rPr>
+          <w:lang w:val="hi_IN" w:bidi="hi_IN"/>
+        </w:rPr>
+        <w:t xml:space="preserve">देखें: </w:t>
+      </w:r>
+      <w:r>
+        <w:rPr>
+          <w:lang w:val="hi_IN" w:bidi="hi_IN"/>
+        </w:rPr>
+        <w:t>'आप' के रूप</w:t>
       </w:r>
       <w:r>
         <w:rPr>

--- a/hin/docx/57.content.docx
+++ b/hin/docx/57.content.docx
@@ -428,7 +428,19 @@
         <w:rPr>
           <w:lang w:val="hi_IN" w:bidi="hi_IN"/>
         </w:rPr>
-        <w:t xml:space="preserve"> शब्द का उपयोग लाक्षणिक भाषा में करता है जिससे उसका अभिप्राय है, एक ही विश्वास को साझा करने वाला मनुष्य| वैकल्पिक अनुवाद: ""हमारा साथी विश्वासी"" या ""विश्वास में हमारा संगी"" \n</w:t>
+        <w:t xml:space="preserve"> शब्द का उपयोग लाक्षणिक भाषा में करता है जिससे उसका अभिप्राय है, एक ही विश्वास को साझा करने वाला मनुष्य| वैकल्पिक अनुवाद: ""हमारा साथी विश्वासी"" या ""विश्वास में हमारा संगी"" (देखें: </w:t>
+      </w:r>
+      <w:r>
+        <w:rPr>
+          <w:lang w:val="hi_IN" w:bidi="hi_IN"/>
+        </w:rPr>
+        <w:t>रूपक</w:t>
+      </w:r>
+      <w:r>
+        <w:rPr>
+          <w:lang w:val="hi_IN" w:bidi="hi_IN"/>
+        </w:rPr>
+        <w:t>)</w:t>
       </w:r>
       <w:r>
         <w:rPr>
